--- a/writeups/Experiment_3_Git_GitHub_Writeup.docx
+++ b/writeups/Experiment_3_Git_GitHub_Writeup.docx
@@ -1355,7 +1355,7 @@
           <w:color w:val="800000"/>
           <w:sz w:val="20"/>
         </w:rPr>
-        <w:t>Git Terminal Workflow Execution (Config, Status, Commit History, Remote)</w:t>
+        <w:t>Task 1: GitHub Account Setup &amp; SSH/HTTPS Authentication Verification</w:t>
       </w:r>
     </w:p>
     <w:p>
@@ -1366,7 +1366,7 @@
       <w:r>
         <w:drawing>
           <wp:inline xmlns:a="http://schemas.openxmlformats.org/drawingml/2006/main" xmlns:pic="http://schemas.openxmlformats.org/drawingml/2006/picture">
-            <wp:extent cx="5486400" cy="3950208"/>
+            <wp:extent cx="5486400" cy="1797269"/>
             <wp:docPr id="2" name="Picture 2"/>
             <wp:cNvGraphicFramePr>
               <a:graphicFrameLocks noChangeAspect="1"/>
@@ -1375,7 +1375,7 @@
               <a:graphicData uri="http://schemas.openxmlformats.org/drawingml/2006/picture">
                 <pic:pic>
                   <pic:nvPicPr>
-                    <pic:cNvPr id="0" name="exp3_git_workflow.png"/>
+                    <pic:cNvPr id="0" name="exp3_task1_github_account.png"/>
                     <pic:cNvPicPr/>
                   </pic:nvPicPr>
                   <pic:blipFill>
@@ -1387,7 +1387,378 @@
                   <pic:spPr>
                     <a:xfrm>
                       <a:off x="0" y="0"/>
-                      <a:ext cx="5486400" cy="3950208"/>
+                      <a:ext cx="5486400" cy="1797269"/>
+                    </a:xfrm>
+                    <a:prstGeom prst="rect"/>
+                  </pic:spPr>
+                </pic:pic>
+              </a:graphicData>
+            </a:graphic>
+          </wp:inline>
+        </w:drawing>
+      </w:r>
+    </w:p>
+    <w:p>
+      <w:pPr>
+        <w:spacing w:before="160" w:after="40"/>
+      </w:pPr>
+      <w:r>
+        <w:rPr>
+          <w:b/>
+          <w:color w:val="800000"/>
+          <w:sz w:val="20"/>
+        </w:rPr>
+        <w:t>Task 2: Install and Configure Git (Version &amp; User Credentials)</w:t>
+      </w:r>
+    </w:p>
+    <w:p>
+      <w:pPr>
+        <w:spacing w:after="120"/>
+        <w:jc w:val="center"/>
+      </w:pPr>
+      <w:r>
+        <w:drawing>
+          <wp:inline xmlns:a="http://schemas.openxmlformats.org/drawingml/2006/main" xmlns:pic="http://schemas.openxmlformats.org/drawingml/2006/picture">
+            <wp:extent cx="5486400" cy="2128345"/>
+            <wp:docPr id="3" name="Picture 3"/>
+            <wp:cNvGraphicFramePr>
+              <a:graphicFrameLocks noChangeAspect="1"/>
+            </wp:cNvGraphicFramePr>
+            <a:graphic>
+              <a:graphicData uri="http://schemas.openxmlformats.org/drawingml/2006/picture">
+                <pic:pic>
+                  <pic:nvPicPr>
+                    <pic:cNvPr id="0" name="exp3_task2_git_config.png"/>
+                    <pic:cNvPicPr/>
+                  </pic:nvPicPr>
+                  <pic:blipFill>
+                    <a:blip r:embed="rId11"/>
+                    <a:stretch>
+                      <a:fillRect/>
+                    </a:stretch>
+                  </pic:blipFill>
+                  <pic:spPr>
+                    <a:xfrm>
+                      <a:off x="0" y="0"/>
+                      <a:ext cx="5486400" cy="2128345"/>
+                    </a:xfrm>
+                    <a:prstGeom prst="rect"/>
+                  </pic:spPr>
+                </pic:pic>
+              </a:graphicData>
+            </a:graphic>
+          </wp:inline>
+        </w:drawing>
+      </w:r>
+    </w:p>
+    <w:p>
+      <w:pPr>
+        <w:spacing w:before="160" w:after="40"/>
+      </w:pPr>
+      <w:r>
+        <w:rPr>
+          <w:b/>
+          <w:color w:val="800000"/>
+          <w:sz w:val="20"/>
+        </w:rPr>
+        <w:t>Task 3: Prepare Project Workspace &amp; Initialize Local Git Repository</w:t>
+      </w:r>
+    </w:p>
+    <w:p>
+      <w:pPr>
+        <w:spacing w:after="120"/>
+        <w:jc w:val="center"/>
+      </w:pPr>
+      <w:r>
+        <w:drawing>
+          <wp:inline xmlns:a="http://schemas.openxmlformats.org/drawingml/2006/main" xmlns:pic="http://schemas.openxmlformats.org/drawingml/2006/picture">
+            <wp:extent cx="5486400" cy="2459421"/>
+            <wp:docPr id="4" name="Picture 4"/>
+            <wp:cNvGraphicFramePr>
+              <a:graphicFrameLocks noChangeAspect="1"/>
+            </wp:cNvGraphicFramePr>
+            <a:graphic>
+              <a:graphicData uri="http://schemas.openxmlformats.org/drawingml/2006/picture">
+                <pic:pic>
+                  <pic:nvPicPr>
+                    <pic:cNvPr id="0" name="exp3_task3_git_init.png"/>
+                    <pic:cNvPicPr/>
+                  </pic:nvPicPr>
+                  <pic:blipFill>
+                    <a:blip r:embed="rId12"/>
+                    <a:stretch>
+                      <a:fillRect/>
+                    </a:stretch>
+                  </pic:blipFill>
+                  <pic:spPr>
+                    <a:xfrm>
+                      <a:off x="0" y="0"/>
+                      <a:ext cx="5486400" cy="2459421"/>
+                    </a:xfrm>
+                    <a:prstGeom prst="rect"/>
+                  </pic:spPr>
+                </pic:pic>
+              </a:graphicData>
+            </a:graphic>
+          </wp:inline>
+        </w:drawing>
+      </w:r>
+    </w:p>
+    <w:p>
+      <w:pPr>
+        <w:spacing w:before="160" w:after="40"/>
+      </w:pPr>
+      <w:r>
+        <w:rPr>
+          <w:b/>
+          <w:color w:val="800000"/>
+          <w:sz w:val="20"/>
+        </w:rPr>
+        <w:t>Task 4: Stage Portal Files and Create Initial Commit</w:t>
+      </w:r>
+    </w:p>
+    <w:p>
+      <w:pPr>
+        <w:spacing w:after="120"/>
+        <w:jc w:val="center"/>
+      </w:pPr>
+      <w:r>
+        <w:drawing>
+          <wp:inline xmlns:a="http://schemas.openxmlformats.org/drawingml/2006/main" xmlns:pic="http://schemas.openxmlformats.org/drawingml/2006/picture">
+            <wp:extent cx="5486400" cy="2554014"/>
+            <wp:docPr id="5" name="Picture 5"/>
+            <wp:cNvGraphicFramePr>
+              <a:graphicFrameLocks noChangeAspect="1"/>
+            </wp:cNvGraphicFramePr>
+            <a:graphic>
+              <a:graphicData uri="http://schemas.openxmlformats.org/drawingml/2006/picture">
+                <pic:pic>
+                  <pic:nvPicPr>
+                    <pic:cNvPr id="0" name="exp3_task4_initial_commit.png"/>
+                    <pic:cNvPicPr/>
+                  </pic:nvPicPr>
+                  <pic:blipFill>
+                    <a:blip r:embed="rId13"/>
+                    <a:stretch>
+                      <a:fillRect/>
+                    </a:stretch>
+                  </pic:blipFill>
+                  <pic:spPr>
+                    <a:xfrm>
+                      <a:off x="0" y="0"/>
+                      <a:ext cx="5486400" cy="2554014"/>
+                    </a:xfrm>
+                    <a:prstGeom prst="rect"/>
+                  </pic:spPr>
+                </pic:pic>
+              </a:graphicData>
+            </a:graphic>
+          </wp:inline>
+        </w:drawing>
+      </w:r>
+    </w:p>
+    <w:p>
+      <w:pPr>
+        <w:spacing w:before="160" w:after="40"/>
+      </w:pPr>
+      <w:r>
+        <w:rPr>
+          <w:b/>
+          <w:color w:val="800000"/>
+          <w:sz w:val="20"/>
+        </w:rPr>
+        <w:t>Task 5: Modify Advisory Portal Code and Create Second Commit</w:t>
+      </w:r>
+    </w:p>
+    <w:p>
+      <w:pPr>
+        <w:spacing w:after="120"/>
+        <w:jc w:val="center"/>
+      </w:pPr>
+      <w:r>
+        <w:drawing>
+          <wp:inline xmlns:a="http://schemas.openxmlformats.org/drawingml/2006/main" xmlns:pic="http://schemas.openxmlformats.org/drawingml/2006/picture">
+            <wp:extent cx="5486400" cy="2364828"/>
+            <wp:docPr id="6" name="Picture 6"/>
+            <wp:cNvGraphicFramePr>
+              <a:graphicFrameLocks noChangeAspect="1"/>
+            </wp:cNvGraphicFramePr>
+            <a:graphic>
+              <a:graphicData uri="http://schemas.openxmlformats.org/drawingml/2006/picture">
+                <pic:pic>
+                  <pic:nvPicPr>
+                    <pic:cNvPr id="0" name="exp3_task5_second_commit.png"/>
+                    <pic:cNvPicPr/>
+                  </pic:nvPicPr>
+                  <pic:blipFill>
+                    <a:blip r:embed="rId14"/>
+                    <a:stretch>
+                      <a:fillRect/>
+                    </a:stretch>
+                  </pic:blipFill>
+                  <pic:spPr>
+                    <a:xfrm>
+                      <a:off x="0" y="0"/>
+                      <a:ext cx="5486400" cy="2364828"/>
+                    </a:xfrm>
+                    <a:prstGeom prst="rect"/>
+                  </pic:spPr>
+                </pic:pic>
+              </a:graphicData>
+            </a:graphic>
+          </wp:inline>
+        </w:drawing>
+      </w:r>
+    </w:p>
+    <w:p>
+      <w:pPr>
+        <w:spacing w:before="160" w:after="40"/>
+      </w:pPr>
+      <w:r>
+        <w:rPr>
+          <w:b/>
+          <w:color w:val="800000"/>
+          <w:sz w:val="20"/>
+        </w:rPr>
+        <w:t>Task 6: Connect Local Repository to Remote GitHub Origin</w:t>
+      </w:r>
+    </w:p>
+    <w:p>
+      <w:pPr>
+        <w:spacing w:after="120"/>
+        <w:jc w:val="center"/>
+      </w:pPr>
+      <w:r>
+        <w:drawing>
+          <wp:inline xmlns:a="http://schemas.openxmlformats.org/drawingml/2006/main" xmlns:pic="http://schemas.openxmlformats.org/drawingml/2006/picture">
+            <wp:extent cx="5486400" cy="1702676"/>
+            <wp:docPr id="7" name="Picture 7"/>
+            <wp:cNvGraphicFramePr>
+              <a:graphicFrameLocks noChangeAspect="1"/>
+            </wp:cNvGraphicFramePr>
+            <a:graphic>
+              <a:graphicData uri="http://schemas.openxmlformats.org/drawingml/2006/picture">
+                <pic:pic>
+                  <pic:nvPicPr>
+                    <pic:cNvPr id="0" name="exp3_task6_remote_add.png"/>
+                    <pic:cNvPicPr/>
+                  </pic:nvPicPr>
+                  <pic:blipFill>
+                    <a:blip r:embed="rId15"/>
+                    <a:stretch>
+                      <a:fillRect/>
+                    </a:stretch>
+                  </pic:blipFill>
+                  <pic:spPr>
+                    <a:xfrm>
+                      <a:off x="0" y="0"/>
+                      <a:ext cx="5486400" cy="1702676"/>
+                    </a:xfrm>
+                    <a:prstGeom prst="rect"/>
+                  </pic:spPr>
+                </pic:pic>
+              </a:graphicData>
+            </a:graphic>
+          </wp:inline>
+        </w:drawing>
+      </w:r>
+    </w:p>
+    <w:p>
+      <w:pPr>
+        <w:spacing w:before="160" w:after="40"/>
+      </w:pPr>
+      <w:r>
+        <w:rPr>
+          <w:b/>
+          <w:color w:val="800000"/>
+          <w:sz w:val="20"/>
+        </w:rPr>
+        <w:t>Task 7: Push Local Branch to GitHub Remote Repository</w:t>
+      </w:r>
+    </w:p>
+    <w:p>
+      <w:pPr>
+        <w:spacing w:after="120"/>
+        <w:jc w:val="center"/>
+      </w:pPr>
+      <w:r>
+        <w:drawing>
+          <wp:inline xmlns:a="http://schemas.openxmlformats.org/drawingml/2006/main" xmlns:pic="http://schemas.openxmlformats.org/drawingml/2006/picture">
+            <wp:extent cx="5486400" cy="1891862"/>
+            <wp:docPr id="8" name="Picture 8"/>
+            <wp:cNvGraphicFramePr>
+              <a:graphicFrameLocks noChangeAspect="1"/>
+            </wp:cNvGraphicFramePr>
+            <a:graphic>
+              <a:graphicData uri="http://schemas.openxmlformats.org/drawingml/2006/picture">
+                <pic:pic>
+                  <pic:nvPicPr>
+                    <pic:cNvPr id="0" name="exp3_task7_git_push.png"/>
+                    <pic:cNvPicPr/>
+                  </pic:nvPicPr>
+                  <pic:blipFill>
+                    <a:blip r:embed="rId16"/>
+                    <a:stretch>
+                      <a:fillRect/>
+                    </a:stretch>
+                  </pic:blipFill>
+                  <pic:spPr>
+                    <a:xfrm>
+                      <a:off x="0" y="0"/>
+                      <a:ext cx="5486400" cy="1891862"/>
+                    </a:xfrm>
+                    <a:prstGeom prst="rect"/>
+                  </pic:spPr>
+                </pic:pic>
+              </a:graphicData>
+            </a:graphic>
+          </wp:inline>
+        </w:drawing>
+      </w:r>
+    </w:p>
+    <w:p>
+      <w:pPr>
+        <w:spacing w:before="160" w:after="40"/>
+      </w:pPr>
+      <w:r>
+        <w:rPr>
+          <w:b/>
+          <w:color w:val="800000"/>
+          <w:sz w:val="20"/>
+        </w:rPr>
+        <w:t>Task 8: Verify Git Synchronization and Commit History Tree</w:t>
+      </w:r>
+    </w:p>
+    <w:p>
+      <w:pPr>
+        <w:spacing w:after="120"/>
+        <w:jc w:val="center"/>
+      </w:pPr>
+      <w:r>
+        <w:drawing>
+          <wp:inline xmlns:a="http://schemas.openxmlformats.org/drawingml/2006/main" xmlns:pic="http://schemas.openxmlformats.org/drawingml/2006/picture">
+            <wp:extent cx="5486400" cy="1986455"/>
+            <wp:docPr id="9" name="Picture 9"/>
+            <wp:cNvGraphicFramePr>
+              <a:graphicFrameLocks noChangeAspect="1"/>
+            </wp:cNvGraphicFramePr>
+            <a:graphic>
+              <a:graphicData uri="http://schemas.openxmlformats.org/drawingml/2006/picture">
+                <pic:pic>
+                  <pic:nvPicPr>
+                    <pic:cNvPr id="0" name="exp3_task8_git_log_sync.png"/>
+                    <pic:cNvPicPr/>
+                  </pic:nvPicPr>
+                  <pic:blipFill>
+                    <a:blip r:embed="rId17"/>
+                    <a:stretch>
+                      <a:fillRect/>
+                    </a:stretch>
+                  </pic:blipFill>
+                  <pic:spPr>
+                    <a:xfrm>
+                      <a:off x="0" y="0"/>
+                      <a:ext cx="5486400" cy="1986455"/>
                     </a:xfrm>
                     <a:prstGeom prst="rect"/>
                   </pic:spPr>
